--- a/LKPD_Modul2_Pemrograman_GUI_dan_Multimedia_Bagian2.docx
+++ b/LKPD_Modul2_Pemrograman_GUI_dan_Multimedia_Bagian2.docx
@@ -1,6 +1,6 @@
 
 <file path=word/document.xml><?xml version="1.0" encoding="utf-8"?>
-<w:document xmlns:wpc="http://schemas.microsoft.com/office/word/2010/wordprocessingCanvas" xmlns:cx="http://schemas.microsoft.com/office/drawing/2014/chartex" xmlns:cx1="http://schemas.microsoft.com/office/drawing/2015/9/8/chartex" xmlns:cx2="http://schemas.microsoft.com/office/drawing/2015/10/21/chartex" xmlns:cx3="http://schemas.microsoft.com/office/drawing/2016/5/9/chartex" xmlns:cx4="http://schemas.microsoft.com/office/drawing/2016/5/10/chartex" xmlns:cx5="http://schemas.microsoft.com/office/drawing/2016/5/11/chartex" xmlns:cx6="http://schemas.microsoft.com/office/drawing/2016/5/12/chartex" xmlns:cx7="http://schemas.microsoft.com/office/drawing/2016/5/13/chartex" xmlns:cx8="http://schemas.microsoft.com/office/drawing/2016/5/14/chartex" xmlns:mc="http://schemas.openxmlformats.org/markup-compatibility/2006" xmlns:aink="http://schemas.microsoft.com/office/drawing/2016/ink" xmlns:am3d="http://schemas.microsoft.com/office/drawing/2017/model3d" xmlns:o="urn:schemas-microsoft-com:office:office" xmlns:oel="http://schemas.microsoft.com/office/2019/extlst" xmlns:r="http://schemas.openxmlformats.org/officeDocument/2006/relationships" xmlns:m="http://schemas.openxmlformats.org/officeDocument/2006/math" xmlns:v="urn:schemas-microsoft-com:vml" xmlns:wp14="http://schemas.microsoft.com/office/word/2010/wordprocessingDrawing" xmlns:wp="http://schemas.openxmlformats.org/drawingml/2006/wordprocessingDrawing" xmlns:w10="urn:schemas-microsoft-com:office:word" xmlns:w="http://schemas.openxmlformats.org/wordprocessingml/2006/main" xmlns:w14="http://schemas.microsoft.com/office/word/2010/wordml" xmlns:w15="http://schemas.microsoft.com/office/word/2012/wordml" xmlns:w16cex="http://schemas.microsoft.com/office/word/2018/wordml/cex" xmlns:w16cid="http://schemas.microsoft.com/office/word/2016/wordml/cid" xmlns:w16="http://schemas.microsoft.com/office/word/2018/wordml" xmlns:w16du="http://schemas.microsoft.com/office/word/2023/wordml/word16du" xmlns:w16sdtdh="http://schemas.microsoft.com/office/word/2020/wordml/sdtdatahash" xmlns:w16se="http://schemas.microsoft.com/office/word/2015/wordml/symex" xmlns:wpg="http://schemas.microsoft.com/office/word/2010/wordprocessingGroup" xmlns:wpi="http://schemas.microsoft.com/office/word/2010/wordprocessingInk" xmlns:wne="http://schemas.microsoft.com/office/word/2006/wordml" xmlns:wps="http://schemas.microsoft.com/office/word/2010/wordprocessingShape" mc:Ignorable="w14 w15 w16se w16cid w16 w16cex w16sdtdh w16du wp14">
+<w:document xmlns:wpc="http://schemas.microsoft.com/office/word/2010/wordprocessingCanvas" xmlns:cx="http://schemas.microsoft.com/office/drawing/2014/chartex" xmlns:cx1="http://schemas.microsoft.com/office/drawing/2015/9/8/chartex" xmlns:cx2="http://schemas.microsoft.com/office/drawing/2015/10/21/chartex" xmlns:cx3="http://schemas.microsoft.com/office/drawing/2016/5/9/chartex" xmlns:cx4="http://schemas.microsoft.com/office/drawing/2016/5/10/chartex" xmlns:cx5="http://schemas.microsoft.com/office/drawing/2016/5/11/chartex" xmlns:cx6="http://schemas.microsoft.com/office/drawing/2016/5/12/chartex" xmlns:cx7="http://schemas.microsoft.com/office/drawing/2016/5/13/chartex" xmlns:cx8="http://schemas.microsoft.com/office/drawing/2016/5/14/chartex" xmlns:mc="http://schemas.openxmlformats.org/markup-compatibility/2006" xmlns:aink="http://schemas.microsoft.com/office/drawing/2016/ink" xmlns:am3d="http://schemas.microsoft.com/office/drawing/2017/model3d" xmlns:o="urn:schemas-microsoft-com:office:office" xmlns:r="http://schemas.openxmlformats.org/officeDocument/2006/relationships" xmlns:m="http://schemas.openxmlformats.org/officeDocument/2006/math" xmlns:v="urn:schemas-microsoft-com:vml" xmlns:wp14="http://schemas.microsoft.com/office/word/2010/wordprocessingDrawing" xmlns:wp="http://schemas.openxmlformats.org/drawingml/2006/wordprocessingDrawing" xmlns:w10="urn:schemas-microsoft-com:office:word" xmlns:w="http://schemas.openxmlformats.org/wordprocessingml/2006/main" xmlns:w14="http://schemas.microsoft.com/office/word/2010/wordml" xmlns:w15="http://schemas.microsoft.com/office/word/2012/wordml" xmlns:w16cex="http://schemas.microsoft.com/office/word/2018/wordml/cex" xmlns:w16cid="http://schemas.microsoft.com/office/word/2016/wordml/cid" xmlns:w16="http://schemas.microsoft.com/office/word/2018/wordml" xmlns:w16sdtdh="http://schemas.microsoft.com/office/word/2020/wordml/sdtdatahash" xmlns:w16se="http://schemas.microsoft.com/office/word/2015/wordml/symex" xmlns:wpg="http://schemas.microsoft.com/office/word/2010/wordprocessingGroup" xmlns:wpi="http://schemas.microsoft.com/office/word/2010/wordprocessingInk" xmlns:wne="http://schemas.microsoft.com/office/word/2006/wordml" xmlns:wps="http://schemas.microsoft.com/office/word/2010/wordprocessingShape" mc:Ignorable="w14 w15 w16se w16cid w16 w16cex w16sdtdh wp14">
   <w:body>
     <w:p>
       <w:pPr>
@@ -281,7 +281,15 @@
             </w:r>
             <w:proofErr w:type="spellEnd"/>
             <w:r>
-              <w:t xml:space="preserve"> Lunak (RPL)</w:t>
+              <w:t xml:space="preserve"> </w:t>
+            </w:r>
+            <w:proofErr w:type="spellStart"/>
+            <w:r>
+              <w:t>Lunak</w:t>
+            </w:r>
+            <w:proofErr w:type="spellEnd"/>
+            <w:r>
+              <w:t xml:space="preserve"> (RPL)</w:t>
             </w:r>
           </w:p>
         </w:tc>
@@ -299,7 +307,6 @@
             </w:tcMar>
           </w:tcPr>
           <w:p>
-            <w:proofErr w:type="spellStart"/>
             <w:r>
               <w:rPr>
                 <w:b/>
@@ -307,14 +314,22 @@
               </w:rPr>
               <w:t>Kelas</w:t>
             </w:r>
-            <w:proofErr w:type="spellEnd"/>
             <w:r>
               <w:rPr>
                 <w:b/>
                 <w:bCs/>
               </w:rPr>
-              <w:t xml:space="preserve"> / Fase</w:t>
-            </w:r>
+              <w:t xml:space="preserve"> / </w:t>
+            </w:r>
+            <w:proofErr w:type="spellStart"/>
+            <w:r>
+              <w:rPr>
+                <w:b/>
+                <w:bCs/>
+              </w:rPr>
+              <w:t>Fase</w:t>
+            </w:r>
+            <w:proofErr w:type="spellEnd"/>
           </w:p>
         </w:tc>
         <w:tc>
@@ -391,12 +406,21 @@
             </w:tcMar>
           </w:tcPr>
           <w:p>
+            <w:proofErr w:type="spellStart"/>
             <w:r>
               <w:rPr>
                 <w:b/>
                 <w:bCs/>
               </w:rPr>
-              <w:t xml:space="preserve">Tujuan </w:t>
+              <w:t>Tujuan</w:t>
+            </w:r>
+            <w:proofErr w:type="spellEnd"/>
+            <w:r>
+              <w:rPr>
+                <w:b/>
+                <w:bCs/>
+              </w:rPr>
+              <w:t xml:space="preserve"> </w:t>
             </w:r>
             <w:proofErr w:type="spellStart"/>
             <w:r>
@@ -553,8 +577,17 @@
                 <w:b/>
                 <w:bCs/>
               </w:rPr>
-              <w:t xml:space="preserve"> Didik</w:t>
-            </w:r>
+              <w:t xml:space="preserve"> </w:t>
+            </w:r>
+            <w:proofErr w:type="spellStart"/>
+            <w:r>
+              <w:rPr>
+                <w:b/>
+                <w:bCs/>
+              </w:rPr>
+              <w:t>Didik</w:t>
+            </w:r>
+            <w:proofErr w:type="spellEnd"/>
           </w:p>
         </w:tc>
         <w:tc>
@@ -669,8 +702,20 @@
                 <w:sz w:val="21"/>
                 <w:szCs w:val="21"/>
               </w:rPr>
-              <w:t xml:space="preserve"> Mulai</w:t>
-            </w:r>
+              <w:t xml:space="preserve"> </w:t>
+            </w:r>
+            <w:proofErr w:type="spellStart"/>
+            <w:r>
+              <w:rPr>
+                <w:b/>
+                <w:bCs/>
+                <w:color w:val="1F4E79"/>
+                <w:sz w:val="21"/>
+                <w:szCs w:val="21"/>
+              </w:rPr>
+              <w:t>Mulai</w:t>
+            </w:r>
+            <w:proofErr w:type="spellEnd"/>
           </w:p>
           <w:p>
             <w:proofErr w:type="spellStart"/>
@@ -1039,7 +1084,14 @@
                 <w:i/>
                 <w:iCs/>
               </w:rPr>
-              <w:t xml:space="preserve"> preview </w:t>
+              <w:t xml:space="preserve"> pr</w:t>
+            </w:r>
+            <w:r>
+              <w:rPr>
+                <w:i/>
+                <w:iCs/>
+              </w:rPr>
+              <w:t xml:space="preserve">eview </w:t>
             </w:r>
             <w:proofErr w:type="spellStart"/>
             <w:r>
@@ -1877,7 +1929,14 @@
           <w:sz w:val="21"/>
           <w:szCs w:val="21"/>
         </w:rPr>
-        <w:t>Refleksi</w:t>
+        <w:t>R</w:t>
+      </w:r>
+      <w:r>
+        <w:rPr>
+          <w:sz w:val="21"/>
+          <w:szCs w:val="21"/>
+        </w:rPr>
+        <w:t>efleksi</w:t>
       </w:r>
       <w:proofErr w:type="spellEnd"/>
       <w:r>
@@ -2557,6 +2616,13 @@
         </w:rPr>
         <w:t xml:space="preserve"> </w:t>
       </w:r>
+      <w:r>
+        <w:rPr>
+          <w:sz w:val="21"/>
+          <w:szCs w:val="21"/>
+        </w:rPr>
+        <w:t>v-for…. In ….</w:t>
+      </w:r>
     </w:p>
     <w:p>
       <w:pPr>
@@ -2705,6 +2771,10 @@
           <w:bottom w:val="single" w:sz="6" w:space="1" w:color="999999"/>
         </w:pBdr>
         <w:spacing w:after="80"/>
+        <w:rPr>
+          <w:sz w:val="21"/>
+          <w:szCs w:val="21"/>
+        </w:rPr>
       </w:pPr>
       <w:r>
         <w:rPr>
@@ -2712,12 +2782,61 @@
           <w:szCs w:val="21"/>
         </w:rPr>
         <w:t xml:space="preserve"> </w:t>
+      </w:r>
+      <w:r>
+        <w:rPr>
+          <w:sz w:val="21"/>
+          <w:szCs w:val="21"/>
+        </w:rPr>
+        <w:t>&lt;template&gt;&lt;/template&gt;</w:t>
+      </w:r>
+    </w:p>
+    <w:p>
+      <w:pPr>
+        <w:pBdr>
+          <w:bottom w:val="single" w:sz="6" w:space="1" w:color="999999"/>
+        </w:pBdr>
+        <w:spacing w:after="80"/>
+        <w:rPr>
+          <w:sz w:val="21"/>
+          <w:szCs w:val="21"/>
+        </w:rPr>
+      </w:pPr>
+      <w:r>
+        <w:rPr>
+          <w:sz w:val="21"/>
+          <w:szCs w:val="21"/>
+        </w:rPr>
+        <w:t>&lt;script setup&gt;&lt;/script&gt;</w:t>
+      </w:r>
+    </w:p>
+    <w:p>
+      <w:pPr>
+        <w:pBdr>
+          <w:bottom w:val="single" w:sz="6" w:space="1" w:color="999999"/>
+        </w:pBdr>
+        <w:spacing w:after="80"/>
+        <w:rPr>
+          <w:sz w:val="21"/>
+          <w:szCs w:val="21"/>
+        </w:rPr>
+      </w:pPr>
+      <w:r>
+        <w:rPr>
+          <w:sz w:val="21"/>
+          <w:szCs w:val="21"/>
+        </w:rPr>
+        <w:t>&lt;style scoped&gt;&lt;/style&gt;</w:t>
       </w:r>
     </w:p>
     <w:p>
       <w:pPr>
         <w:spacing w:after="150" w:line="300" w:lineRule="auto"/>
         <w:jc w:val="both"/>
+        <w:rPr>
+          <w:sz w:val="21"/>
+          <w:szCs w:val="21"/>
+        </w:rPr>
       </w:pPr>
       <w:r>
         <w:rPr>
@@ -2966,6 +3085,145 @@
         </w:rPr>
         <w:t xml:space="preserve"> video?</w:t>
       </w:r>
+    </w:p>
+    <w:p>
+      <w:pPr>
+        <w:spacing w:after="150" w:line="300" w:lineRule="auto"/>
+        <w:jc w:val="both"/>
+        <w:rPr>
+          <w:sz w:val="21"/>
+          <w:szCs w:val="21"/>
+        </w:rPr>
+      </w:pPr>
+      <w:r>
+        <w:rPr>
+          <w:sz w:val="21"/>
+          <w:szCs w:val="21"/>
+        </w:rPr>
+        <w:lastRenderedPageBreak/>
+        <w:t xml:space="preserve"> Agar </w:t>
+      </w:r>
+      <w:proofErr w:type="spellStart"/>
+      <w:r>
+        <w:rPr>
+          <w:sz w:val="21"/>
+          <w:szCs w:val="21"/>
+        </w:rPr>
+        <w:t>onlineshop</w:t>
+      </w:r>
+      <w:proofErr w:type="spellEnd"/>
+      <w:r>
+        <w:rPr>
+          <w:sz w:val="21"/>
+          <w:szCs w:val="21"/>
+        </w:rPr>
+        <w:t xml:space="preserve"> </w:t>
+      </w:r>
+      <w:proofErr w:type="spellStart"/>
+      <w:r>
+        <w:rPr>
+          <w:sz w:val="21"/>
+          <w:szCs w:val="21"/>
+        </w:rPr>
+        <w:t>tidak</w:t>
+      </w:r>
+      <w:proofErr w:type="spellEnd"/>
+      <w:r>
+        <w:rPr>
+          <w:sz w:val="21"/>
+          <w:szCs w:val="21"/>
+        </w:rPr>
+        <w:t xml:space="preserve"> </w:t>
+      </w:r>
+      <w:proofErr w:type="spellStart"/>
+      <w:r>
+        <w:rPr>
+          <w:sz w:val="21"/>
+          <w:szCs w:val="21"/>
+        </w:rPr>
+        <w:t>terlalu</w:t>
+      </w:r>
+      <w:proofErr w:type="spellEnd"/>
+      <w:r>
+        <w:rPr>
+          <w:sz w:val="21"/>
+          <w:szCs w:val="21"/>
+        </w:rPr>
+        <w:t xml:space="preserve"> polos dan </w:t>
+      </w:r>
+      <w:proofErr w:type="spellStart"/>
+      <w:r>
+        <w:rPr>
+          <w:sz w:val="21"/>
+          <w:szCs w:val="21"/>
+        </w:rPr>
+        <w:t>ada</w:t>
+      </w:r>
+      <w:proofErr w:type="spellEnd"/>
+      <w:r>
+        <w:rPr>
+          <w:sz w:val="21"/>
+          <w:szCs w:val="21"/>
+        </w:rPr>
+        <w:t xml:space="preserve"> </w:t>
+      </w:r>
+      <w:proofErr w:type="spellStart"/>
+      <w:r>
+        <w:rPr>
+          <w:sz w:val="21"/>
+          <w:szCs w:val="21"/>
+        </w:rPr>
+        <w:t>contoh</w:t>
+      </w:r>
+      <w:proofErr w:type="spellEnd"/>
+      <w:r>
+        <w:rPr>
+          <w:sz w:val="21"/>
+          <w:szCs w:val="21"/>
+        </w:rPr>
+        <w:t xml:space="preserve"> </w:t>
+      </w:r>
+      <w:proofErr w:type="spellStart"/>
+      <w:r>
+        <w:rPr>
+          <w:sz w:val="21"/>
+          <w:szCs w:val="21"/>
+        </w:rPr>
+        <w:t>produck</w:t>
+      </w:r>
+      <w:proofErr w:type="spellEnd"/>
+      <w:r>
+        <w:rPr>
+          <w:sz w:val="21"/>
+          <w:szCs w:val="21"/>
+        </w:rPr>
+        <w:t xml:space="preserve"> yang </w:t>
+      </w:r>
+      <w:proofErr w:type="spellStart"/>
+      <w:r>
+        <w:rPr>
+          <w:sz w:val="21"/>
+          <w:szCs w:val="21"/>
+        </w:rPr>
+        <w:t>dapat</w:t>
+      </w:r>
+      <w:proofErr w:type="spellEnd"/>
+      <w:r>
+        <w:rPr>
+          <w:sz w:val="21"/>
+          <w:szCs w:val="21"/>
+        </w:rPr>
+        <w:t xml:space="preserve"> di </w:t>
+      </w:r>
+      <w:proofErr w:type="spellStart"/>
+      <w:r>
+        <w:rPr>
+          <w:sz w:val="21"/>
+          <w:szCs w:val="21"/>
+        </w:rPr>
+        <w:t>perlihatkan</w:t>
+      </w:r>
+      <w:proofErr w:type="spellEnd"/>
     </w:p>
     <w:p>
       <w:pPr>
@@ -2999,7 +3257,6 @@
           <w:sz w:val="28"/>
           <w:szCs w:val="28"/>
         </w:rPr>
-        <w:lastRenderedPageBreak/>
         <w:t>Kegiatan</w:t>
       </w:r>
       <w:proofErr w:type="spellEnd"/>
@@ -3202,7 +3459,23 @@
           <w:sz w:val="21"/>
           <w:szCs w:val="21"/>
         </w:rPr>
-        <w:t xml:space="preserve">&gt;, &lt;audio&gt;, dan &lt;video&gt; di JavaScript/Vue.js. Sambil </w:t>
+        <w:t xml:space="preserve">&gt;, &lt;audio&gt;, dan &lt;video&gt; di JavaScript/Vue.js. </w:t>
+      </w:r>
+      <w:proofErr w:type="spellStart"/>
+      <w:r>
+        <w:rPr>
+          <w:sz w:val="21"/>
+          <w:szCs w:val="21"/>
+        </w:rPr>
+        <w:t>Sambil</w:t>
+      </w:r>
+      <w:proofErr w:type="spellEnd"/>
+      <w:r>
+        <w:rPr>
+          <w:sz w:val="21"/>
+          <w:szCs w:val="21"/>
+        </w:rPr>
+        <w:t xml:space="preserve"> </w:t>
       </w:r>
       <w:proofErr w:type="spellStart"/>
       <w:r>
@@ -3539,7 +3812,14 @@
                 <w:sz w:val="19"/>
                 <w:szCs w:val="19"/>
               </w:rPr>
-              <w:t>() / .pause()</w:t>
+              <w:t xml:space="preserve">() / </w:t>
+            </w:r>
+            <w:r>
+              <w:rPr>
+                <w:sz w:val="19"/>
+                <w:szCs w:val="19"/>
+              </w:rPr>
+              <w:t>.pause()</w:t>
             </w:r>
           </w:p>
         </w:tc>
@@ -3820,7 +4100,14 @@
                 <w:i/>
                 <w:iCs/>
               </w:rPr>
-              <w:t xml:space="preserve"> audio/video </w:t>
+              <w:t xml:space="preserve"> audio/v</w:t>
+            </w:r>
+            <w:r>
+              <w:rPr>
+                <w:i/>
+                <w:iCs/>
+              </w:rPr>
+              <w:t xml:space="preserve">ideo </w:t>
             </w:r>
             <w:proofErr w:type="spellStart"/>
             <w:r>
@@ -4191,12 +4478,21 @@
         <w:spacing w:after="150" w:line="300" w:lineRule="auto"/>
         <w:jc w:val="both"/>
       </w:pPr>
-      <w:r>
-        <w:rPr>
-          <w:sz w:val="21"/>
-          <w:szCs w:val="21"/>
-        </w:rPr>
-        <w:t xml:space="preserve">Saat </w:t>
+      <w:proofErr w:type="spellStart"/>
+      <w:r>
+        <w:rPr>
+          <w:sz w:val="21"/>
+          <w:szCs w:val="21"/>
+        </w:rPr>
+        <w:t>Saat</w:t>
+      </w:r>
+      <w:proofErr w:type="spellEnd"/>
+      <w:r>
+        <w:rPr>
+          <w:sz w:val="21"/>
+          <w:szCs w:val="21"/>
+        </w:rPr>
+        <w:t xml:space="preserve"> </w:t>
       </w:r>
       <w:proofErr w:type="spellStart"/>
       <w:r>
@@ -4548,7 +4844,23 @@
           <w:sz w:val="21"/>
           <w:szCs w:val="21"/>
         </w:rPr>
-        <w:t xml:space="preserve"> zoom pada Tokopedia/Shopee). Ini </w:t>
+        <w:t xml:space="preserve"> zoom pada Tokopedia/Shopee). </w:t>
+      </w:r>
+      <w:proofErr w:type="spellStart"/>
+      <w:r>
+        <w:rPr>
+          <w:sz w:val="21"/>
+          <w:szCs w:val="21"/>
+        </w:rPr>
+        <w:t>Ini</w:t>
+      </w:r>
+      <w:proofErr w:type="spellEnd"/>
+      <w:r>
+        <w:rPr>
+          <w:sz w:val="21"/>
+          <w:szCs w:val="21"/>
+        </w:rPr>
+        <w:t xml:space="preserve"> </w:t>
       </w:r>
       <w:proofErr w:type="spellStart"/>
       <w:r>
@@ -4996,7 +5308,15 @@
                 <w:sz w:val="18"/>
                 <w:szCs w:val="18"/>
               </w:rPr>
-              <w:t>harga</w:t>
+              <w:t>h</w:t>
+            </w:r>
+            <w:r>
+              <w:rPr>
+                <w:rFonts w:ascii="Consolas" w:eastAsia="Consolas" w:hAnsi="Consolas" w:cs="Consolas"/>
+                <w:sz w:val="18"/>
+                <w:szCs w:val="18"/>
+              </w:rPr>
+              <w:t>arga</w:t>
             </w:r>
             <w:proofErr w:type="spellEnd"/>
             <w:r>
@@ -5257,6 +5577,7 @@
                 <w:sz w:val="18"/>
                 <w:szCs w:val="18"/>
               </w:rPr>
+              <w:lastRenderedPageBreak/>
               <w:t xml:space="preserve"> </w:t>
             </w:r>
           </w:p>
@@ -5363,7 +5684,6 @@
                 <w:sz w:val="18"/>
                 <w:szCs w:val="18"/>
               </w:rPr>
-              <w:lastRenderedPageBreak/>
               <w:t>&lt;template&gt;</w:t>
             </w:r>
           </w:p>
@@ -5598,7 +5918,15 @@
                 <w:sz w:val="18"/>
                 <w:szCs w:val="18"/>
               </w:rPr>
-              <w:t>" class="preview-overlay" @click="tutupPreview"&gt;</w:t>
+              <w:t xml:space="preserve">" class="preview-overlay" </w:t>
+            </w:r>
+            <w:r>
+              <w:rPr>
+                <w:rFonts w:ascii="Consolas" w:eastAsia="Consolas" w:hAnsi="Consolas" w:cs="Consolas"/>
+                <w:sz w:val="18"/>
+                <w:szCs w:val="18"/>
+              </w:rPr>
+              <w:t>@click="tutupPreview"&gt;</w:t>
             </w:r>
           </w:p>
           <w:p>
@@ -5782,7 +6110,15 @@
                 <w:sz w:val="18"/>
                 <w:szCs w:val="18"/>
               </w:rPr>
-              <w:t xml:space="preserve">  display: flex; align-items: </w:t>
+              <w:t xml:space="preserve">  display: flex; align-ite</w:t>
+            </w:r>
+            <w:r>
+              <w:rPr>
+                <w:rFonts w:ascii="Consolas" w:eastAsia="Consolas" w:hAnsi="Consolas" w:cs="Consolas"/>
+                <w:sz w:val="18"/>
+                <w:szCs w:val="18"/>
+              </w:rPr>
+              <w:t xml:space="preserve">ms: </w:t>
             </w:r>
             <w:proofErr w:type="spellStart"/>
             <w:r>
@@ -5966,7 +6302,23 @@
                 <w:sz w:val="21"/>
                 <w:szCs w:val="21"/>
               </w:rPr>
-              <w:t xml:space="preserve"> dua </w:t>
+              <w:t xml:space="preserve"> </w:t>
+            </w:r>
+            <w:proofErr w:type="spellStart"/>
+            <w:r>
+              <w:rPr>
+                <w:sz w:val="21"/>
+                <w:szCs w:val="21"/>
+              </w:rPr>
+              <w:t>dua</w:t>
+            </w:r>
+            <w:proofErr w:type="spellEnd"/>
+            <w:r>
+              <w:rPr>
+                <w:sz w:val="21"/>
+                <w:szCs w:val="21"/>
+              </w:rPr>
+              <w:t xml:space="preserve"> </w:t>
             </w:r>
             <w:proofErr w:type="spellStart"/>
             <w:r>
@@ -6491,7 +6843,29 @@
           <w:sz w:val="25"/>
           <w:szCs w:val="25"/>
         </w:rPr>
-        <w:t xml:space="preserve"> Suara </w:t>
+        <w:t xml:space="preserve"> </w:t>
+      </w:r>
+      <w:proofErr w:type="spellStart"/>
+      <w:r>
+        <w:rPr>
+          <w:b/>
+          <w:bCs/>
+          <w:color w:val="2E75B6"/>
+          <w:sz w:val="25"/>
+          <w:szCs w:val="25"/>
+        </w:rPr>
+        <w:t>Suara</w:t>
+      </w:r>
+      <w:proofErr w:type="spellEnd"/>
+      <w:r>
+        <w:rPr>
+          <w:b/>
+          <w:bCs/>
+          <w:color w:val="2E75B6"/>
+          <w:sz w:val="25"/>
+          <w:szCs w:val="25"/>
+        </w:rPr>
+        <w:t xml:space="preserve"> </w:t>
       </w:r>
       <w:proofErr w:type="spellStart"/>
       <w:r>
@@ -6649,7 +7023,14 @@
           <w:sz w:val="21"/>
           <w:szCs w:val="21"/>
         </w:rPr>
-        <w:t xml:space="preserve"> multimedia audio: </w:t>
+        <w:t xml:space="preserve"> mult</w:t>
+      </w:r>
+      <w:r>
+        <w:rPr>
+          <w:sz w:val="21"/>
+          <w:szCs w:val="21"/>
+        </w:rPr>
+        <w:t xml:space="preserve">imedia audio: </w:t>
       </w:r>
       <w:proofErr w:type="spellStart"/>
       <w:r>
@@ -6991,7 +7372,14 @@
           <w:sz w:val="21"/>
           <w:szCs w:val="21"/>
         </w:rPr>
-        <w:t xml:space="preserve"> di folder public/audio/notifikasi.mp3 pada project kalian.</w:t>
+        <w:t xml:space="preserve"> di folder public/audio/notifikasi.mp3 pada project ka</w:t>
+      </w:r>
+      <w:r>
+        <w:rPr>
+          <w:sz w:val="21"/>
+          <w:szCs w:val="21"/>
+        </w:rPr>
+        <w:t>lian.</w:t>
       </w:r>
     </w:p>
     <w:tbl>
@@ -7727,6 +8115,7 @@
                 <w:sz w:val="21"/>
                 <w:szCs w:val="21"/>
               </w:rPr>
+              <w:lastRenderedPageBreak/>
               <w:t>Tambahkan</w:t>
             </w:r>
             <w:proofErr w:type="spellEnd"/>
@@ -7783,7 +8172,14 @@
                 <w:sz w:val="21"/>
                 <w:szCs w:val="21"/>
               </w:rPr>
-              <w:t xml:space="preserve">&lt;/button&gt; di </w:t>
+              <w:t>&lt;/button&gt;</w:t>
+            </w:r>
+            <w:r>
+              <w:rPr>
+                <w:sz w:val="21"/>
+                <w:szCs w:val="21"/>
+              </w:rPr>
+              <w:t xml:space="preserve"> di </w:t>
             </w:r>
             <w:proofErr w:type="spellStart"/>
             <w:r>
@@ -8186,6 +8582,7 @@
           <w:sz w:val="21"/>
           <w:szCs w:val="21"/>
         </w:rPr>
+        <w:lastRenderedPageBreak/>
         <w:t xml:space="preserve"> </w:t>
       </w:r>
     </w:p>
@@ -8208,7 +8605,6 @@
           <w:sz w:val="25"/>
           <w:szCs w:val="25"/>
         </w:rPr>
-        <w:lastRenderedPageBreak/>
         <w:t>Tahap</w:t>
       </w:r>
       <w:proofErr w:type="spellEnd"/>
@@ -8515,7 +8911,25 @@
                 <w:sz w:val="18"/>
                 <w:szCs w:val="18"/>
               </w:rPr>
-              <w:t xml:space="preserve">    &lt;h1&gt;Selamat </w:t>
+              <w:t xml:space="preserve">    &lt;h1&gt;</w:t>
+            </w:r>
+            <w:proofErr w:type="spellStart"/>
+            <w:r>
+              <w:rPr>
+                <w:rFonts w:ascii="Consolas" w:eastAsia="Consolas" w:hAnsi="Consolas" w:cs="Consolas"/>
+                <w:sz w:val="18"/>
+                <w:szCs w:val="18"/>
+              </w:rPr>
+              <w:t>Selamat</w:t>
+            </w:r>
+            <w:proofErr w:type="spellEnd"/>
+            <w:r>
+              <w:rPr>
+                <w:rFonts w:ascii="Consolas" w:eastAsia="Consolas" w:hAnsi="Consolas" w:cs="Consolas"/>
+                <w:sz w:val="18"/>
+                <w:szCs w:val="18"/>
+              </w:rPr>
+              <w:t xml:space="preserve"> </w:t>
             </w:r>
             <w:proofErr w:type="spellStart"/>
             <w:r>
@@ -8588,7 +9002,15 @@
                 <w:sz w:val="18"/>
                 <w:szCs w:val="18"/>
               </w:rPr>
-              <w:t>Belanja</w:t>
+              <w:t>Belan</w:t>
+            </w:r>
+            <w:r>
+              <w:rPr>
+                <w:rFonts w:ascii="Consolas" w:eastAsia="Consolas" w:hAnsi="Consolas" w:cs="Consolas"/>
+                <w:sz w:val="18"/>
+                <w:szCs w:val="18"/>
+              </w:rPr>
+              <w:t>ja</w:t>
             </w:r>
             <w:proofErr w:type="spellEnd"/>
             <w:r>
@@ -9528,7 +9950,23 @@
                 <w:sz w:val="21"/>
                 <w:szCs w:val="21"/>
               </w:rPr>
-              <w:t xml:space="preserve"> (autoplay) di </w:t>
+              <w:t xml:space="preserve"> (</w:t>
+            </w:r>
+            <w:proofErr w:type="spellStart"/>
+            <w:r>
+              <w:rPr>
+                <w:sz w:val="21"/>
+                <w:szCs w:val="21"/>
+              </w:rPr>
+              <w:t>autoplay</w:t>
+            </w:r>
+            <w:proofErr w:type="spellEnd"/>
+            <w:r>
+              <w:rPr>
+                <w:sz w:val="21"/>
+                <w:szCs w:val="21"/>
+              </w:rPr>
+              <w:t xml:space="preserve">) di </w:t>
             </w:r>
             <w:proofErr w:type="spellStart"/>
             <w:r>
@@ -10079,7 +10517,14 @@
           <w:sz w:val="21"/>
           <w:szCs w:val="21"/>
         </w:rPr>
-        <w:t>gelap</w:t>
+        <w:t>gela</w:t>
+      </w:r>
+      <w:r>
+        <w:rPr>
+          <w:sz w:val="21"/>
+          <w:szCs w:val="21"/>
+        </w:rPr>
+        <w:t>p</w:t>
       </w:r>
       <w:proofErr w:type="spellEnd"/>
       <w:r>
@@ -10209,7 +10654,23 @@
           <w:sz w:val="21"/>
           <w:szCs w:val="21"/>
         </w:rPr>
-        <w:t xml:space="preserve"> dua kali </w:t>
+        <w:t xml:space="preserve"> </w:t>
+      </w:r>
+      <w:proofErr w:type="spellStart"/>
+      <w:r>
+        <w:rPr>
+          <w:sz w:val="21"/>
+          <w:szCs w:val="21"/>
+        </w:rPr>
+        <w:t>dua</w:t>
+      </w:r>
+      <w:proofErr w:type="spellEnd"/>
+      <w:r>
+        <w:rPr>
+          <w:sz w:val="21"/>
+          <w:szCs w:val="21"/>
+        </w:rPr>
+        <w:t xml:space="preserve"> kali </w:t>
       </w:r>
       <w:proofErr w:type="spellStart"/>
       <w:r>
@@ -10499,7 +10960,14 @@
           <w:sz w:val="21"/>
           <w:szCs w:val="21"/>
         </w:rPr>
-        <w:t>tombol</w:t>
+        <w:t>tombo</w:t>
+      </w:r>
+      <w:r>
+        <w:rPr>
+          <w:sz w:val="21"/>
+          <w:szCs w:val="21"/>
+        </w:rPr>
+        <w:t>l</w:t>
       </w:r>
       <w:proofErr w:type="spellEnd"/>
       <w:r>
@@ -10619,8 +11087,20 @@
           <w:sz w:val="28"/>
           <w:szCs w:val="28"/>
         </w:rPr>
-        <w:t xml:space="preserve"> Diri</w:t>
-      </w:r>
+        <w:t xml:space="preserve"> </w:t>
+      </w:r>
+      <w:proofErr w:type="spellStart"/>
+      <w:r>
+        <w:rPr>
+          <w:b/>
+          <w:bCs/>
+          <w:color w:val="1F4E79"/>
+          <w:sz w:val="28"/>
+          <w:szCs w:val="28"/>
+        </w:rPr>
+        <w:t>Diri</w:t>
+      </w:r>
+      <w:proofErr w:type="spellEnd"/>
     </w:p>
     <w:p>
       <w:pPr>
@@ -10847,6 +11327,7 @@
                 <w:sz w:val="19"/>
                 <w:szCs w:val="19"/>
               </w:rPr>
+              <w:lastRenderedPageBreak/>
               <w:t>✓</w:t>
             </w:r>
           </w:p>
@@ -12524,7 +13005,7 @@
 </file>
 
 <file path=word/numbering.xml><?xml version="1.0" encoding="utf-8"?>
-<w:numbering xmlns:wpc="http://schemas.microsoft.com/office/word/2010/wordprocessingCanvas" xmlns:cx="http://schemas.microsoft.com/office/drawing/2014/chartex" xmlns:cx1="http://schemas.microsoft.com/office/drawing/2015/9/8/chartex" xmlns:cx2="http://schemas.microsoft.com/office/drawing/2015/10/21/chartex" xmlns:cx3="http://schemas.microsoft.com/office/drawing/2016/5/9/chartex" xmlns:cx4="http://schemas.microsoft.com/office/drawing/2016/5/10/chartex" xmlns:cx5="http://schemas.microsoft.com/office/drawing/2016/5/11/chartex" xmlns:cx6="http://schemas.microsoft.com/office/drawing/2016/5/12/chartex" xmlns:cx7="http://schemas.microsoft.com/office/drawing/2016/5/13/chartex" xmlns:cx8="http://schemas.microsoft.com/office/drawing/2016/5/14/chartex" xmlns:mc="http://schemas.openxmlformats.org/markup-compatibility/2006" xmlns:aink="http://schemas.microsoft.com/office/drawing/2016/ink" xmlns:am3d="http://schemas.microsoft.com/office/drawing/2017/model3d" xmlns:o="urn:schemas-microsoft-com:office:office" xmlns:oel="http://schemas.microsoft.com/office/2019/extlst" xmlns:r="http://schemas.openxmlformats.org/officeDocument/2006/relationships" xmlns:m="http://schemas.openxmlformats.org/officeDocument/2006/math" xmlns:v="urn:schemas-microsoft-com:vml" xmlns:wp14="http://schemas.microsoft.com/office/word/2010/wordprocessingDrawing" xmlns:wp="http://schemas.openxmlformats.org/drawingml/2006/wordprocessingDrawing" xmlns:w10="urn:schemas-microsoft-com:office:word" xmlns:w="http://schemas.openxmlformats.org/wordprocessingml/2006/main" xmlns:w14="http://schemas.microsoft.com/office/word/2010/wordml" xmlns:w15="http://schemas.microsoft.com/office/word/2012/wordml" xmlns:w16cex="http://schemas.microsoft.com/office/word/2018/wordml/cex" xmlns:w16cid="http://schemas.microsoft.com/office/word/2016/wordml/cid" xmlns:w16="http://schemas.microsoft.com/office/word/2018/wordml" xmlns:w16du="http://schemas.microsoft.com/office/word/2023/wordml/word16du" xmlns:w16sdtdh="http://schemas.microsoft.com/office/word/2020/wordml/sdtdatahash" xmlns:w16se="http://schemas.microsoft.com/office/word/2015/wordml/symex" xmlns:wpg="http://schemas.microsoft.com/office/word/2010/wordprocessingGroup" xmlns:wpi="http://schemas.microsoft.com/office/word/2010/wordprocessingInk" xmlns:wne="http://schemas.microsoft.com/office/word/2006/wordml" xmlns:wps="http://schemas.microsoft.com/office/word/2010/wordprocessingShape" mc:Ignorable="w14 w15 w16se w16cid w16 w16cex w16sdtdh w16du wp14">
+<w:numbering xmlns:wpc="http://schemas.microsoft.com/office/word/2010/wordprocessingCanvas" xmlns:cx="http://schemas.microsoft.com/office/drawing/2014/chartex" xmlns:cx1="http://schemas.microsoft.com/office/drawing/2015/9/8/chartex" xmlns:cx2="http://schemas.microsoft.com/office/drawing/2015/10/21/chartex" xmlns:cx3="http://schemas.microsoft.com/office/drawing/2016/5/9/chartex" xmlns:cx4="http://schemas.microsoft.com/office/drawing/2016/5/10/chartex" xmlns:cx5="http://schemas.microsoft.com/office/drawing/2016/5/11/chartex" xmlns:cx6="http://schemas.microsoft.com/office/drawing/2016/5/12/chartex" xmlns:cx7="http://schemas.microsoft.com/office/drawing/2016/5/13/chartex" xmlns:cx8="http://schemas.microsoft.com/office/drawing/2016/5/14/chartex" xmlns:mc="http://schemas.openxmlformats.org/markup-compatibility/2006" xmlns:aink="http://schemas.microsoft.com/office/drawing/2016/ink" xmlns:am3d="http://schemas.microsoft.com/office/drawing/2017/model3d" xmlns:o="urn:schemas-microsoft-com:office:office" xmlns:r="http://schemas.openxmlformats.org/officeDocument/2006/relationships" xmlns:m="http://schemas.openxmlformats.org/officeDocument/2006/math" xmlns:v="urn:schemas-microsoft-com:vml" xmlns:wp14="http://schemas.microsoft.com/office/word/2010/wordprocessingDrawing" xmlns:wp="http://schemas.openxmlformats.org/drawingml/2006/wordprocessingDrawing" xmlns:w10="urn:schemas-microsoft-com:office:word" xmlns:w="http://schemas.openxmlformats.org/wordprocessingml/2006/main" xmlns:w14="http://schemas.microsoft.com/office/word/2010/wordml" xmlns:w15="http://schemas.microsoft.com/office/word/2012/wordml" xmlns:w16cex="http://schemas.microsoft.com/office/word/2018/wordml/cex" xmlns:w16cid="http://schemas.microsoft.com/office/word/2016/wordml/cid" xmlns:w16="http://schemas.microsoft.com/office/word/2018/wordml" xmlns:w16sdtdh="http://schemas.microsoft.com/office/word/2020/wordml/sdtdatahash" xmlns:w16se="http://schemas.microsoft.com/office/word/2015/wordml/symex" xmlns:wpg="http://schemas.microsoft.com/office/word/2010/wordprocessingGroup" xmlns:wpi="http://schemas.microsoft.com/office/word/2010/wordprocessingInk" xmlns:wne="http://schemas.microsoft.com/office/word/2006/wordml" xmlns:wps="http://schemas.microsoft.com/office/word/2010/wordprocessingShape" mc:Ignorable="w14 w15 w16se w16cid w16 w16cex w16sdtdh wp14">
   <w:abstractNum w:abstractNumId="0" w15:restartNumberingAfterBreak="0">
     <w:nsid w:val="1DBD1601"/>
     <w:multiLevelType w:val="hybridMultilevel"/>
@@ -12719,19 +13200,19 @@
       <w:lvlJc w:val="left"/>
     </w:lvl>
   </w:abstractNum>
-  <w:num w:numId="1" w16cid:durableId="470947778">
+  <w:num w:numId="1">
     <w:abstractNumId w:val="0"/>
     <w:lvlOverride w:ilvl="0">
       <w:startOverride w:val="1"/>
     </w:lvlOverride>
   </w:num>
-  <w:num w:numId="2" w16cid:durableId="27336401">
+  <w:num w:numId="2">
     <w:abstractNumId w:val="1"/>
     <w:lvlOverride w:ilvl="0">
       <w:startOverride w:val="1"/>
     </w:lvlOverride>
   </w:num>
-  <w:num w:numId="3" w16cid:durableId="1908372116">
+  <w:num w:numId="3">
     <w:abstractNumId w:val="2"/>
     <w:lvlOverride w:ilvl="0">
       <w:startOverride w:val="1"/>
@@ -12741,7 +13222,7 @@
 </file>
 
 <file path=word/styles.xml><?xml version="1.0" encoding="utf-8"?>
-<w:styles xmlns:mc="http://schemas.openxmlformats.org/markup-compatibility/2006" xmlns:r="http://schemas.openxmlformats.org/officeDocument/2006/relationships" xmlns:w="http://schemas.openxmlformats.org/wordprocessingml/2006/main" xmlns:w14="http://schemas.microsoft.com/office/word/2010/wordml" xmlns:w15="http://schemas.microsoft.com/office/word/2012/wordml" xmlns:w16cex="http://schemas.microsoft.com/office/word/2018/wordml/cex" xmlns:w16cid="http://schemas.microsoft.com/office/word/2016/wordml/cid" xmlns:w16="http://schemas.microsoft.com/office/word/2018/wordml" xmlns:w16du="http://schemas.microsoft.com/office/word/2023/wordml/word16du" xmlns:w16sdtdh="http://schemas.microsoft.com/office/word/2020/wordml/sdtdatahash" xmlns:w16se="http://schemas.microsoft.com/office/word/2015/wordml/symex" mc:Ignorable="w14 w15 w16se w16cid w16 w16cex w16sdtdh w16du">
+<w:styles xmlns:mc="http://schemas.openxmlformats.org/markup-compatibility/2006" xmlns:r="http://schemas.openxmlformats.org/officeDocument/2006/relationships" xmlns:w="http://schemas.openxmlformats.org/wordprocessingml/2006/main" xmlns:w14="http://schemas.microsoft.com/office/word/2010/wordml" xmlns:w15="http://schemas.microsoft.com/office/word/2012/wordml" xmlns:w16cex="http://schemas.microsoft.com/office/word/2018/wordml/cex" xmlns:w16cid="http://schemas.microsoft.com/office/word/2016/wordml/cid" xmlns:w16="http://schemas.microsoft.com/office/word/2018/wordml" xmlns:w16sdtdh="http://schemas.microsoft.com/office/word/2020/wordml/sdtdatahash" xmlns:w16se="http://schemas.microsoft.com/office/word/2015/wordml/symex" mc:Ignorable="w14 w15 w16se w16cid w16 w16cex w16sdtdh">
   <w:docDefaults>
     <w:rPrDefault>
       <w:rPr>
